--- a/files/pro/travaux/dce-lot01.docx
+++ b/files/pro/travaux/dce-lot01.docx
@@ -1512,7 +1512,37 @@
                 <w:szCs w:val="22"/>
                 <w:rtl w:val="0"/>
               </w:rPr>
-              <w:t xml:space="preserve">30 logements Libre · 13 logements Abordables PSLA · 26 logements </w:t>
+              <w:t xml:space="preserve">3</w:t>
+            </w:r>
+            <w:r>
+              <w:rPr>
+                <w:rtl w:val="0"/>
+              </w:rPr>
+              <w:t xml:space="preserve">2</w:t>
+            </w:r>
+            <w:r>
+              <w:rPr>
+                <w:rFonts w:ascii="Calibri" w:cs="Calibri" w:eastAsia="Calibri" w:hAnsi="Calibri"/>
+                <w:sz w:val="22"/>
+                <w:szCs w:val="22"/>
+                <w:rtl w:val="0"/>
+              </w:rPr>
+              <w:t xml:space="preserve"> logements Libre · 13 logements Abordables PSLA · 2</w:t>
+            </w:r>
+            <w:r>
+              <w:rPr>
+                <w:rtl w:val="0"/>
+              </w:rPr>
+              <w:t xml:space="preserve">4</w:t>
+            </w:r>
+            <w:r>
+              <w:rPr>
+                <w:rFonts w:ascii="Calibri" w:cs="Calibri" w:eastAsia="Calibri" w:hAnsi="Calibri"/>
+                <w:sz w:val="22"/>
+                <w:szCs w:val="22"/>
+                <w:rtl w:val="0"/>
+              </w:rPr>
+              <w:t xml:space="preserve"> logements </w:t>
             </w:r>
             <w:r>
               <w:rPr>
